--- a/kurs/classroom-pack/vecka-06/larare-maskiner-facit.docx
+++ b/kurs/classroom-pack/vecka-06/larare-maskiner-facit.docx
@@ -279,7 +279,120 @@
           <w:color w:val="111111"/>
           <w:sz w:val="21"/>
         </w:rPr>
-        <w:t>G: U = 440 (eller 400/440 trefas); AC; motor förbrukar el; STOP + STOP. VG: tyst ≠ av; inte MSB. IG: GO på plint eller MSB.</w:t>
+        <w:t>G: U = 440 (eller 400/440 trefas); AC; motor förbrukar el; STOP + STOP. VG: tyst ≠ av; inte MSB. IG: GO på plint eller MSB. I ≈ 25,5 A, skylt 28 A rimlig.</w:t>
+      </w:r>
+    </w:p>
+    <w:p>
+      <w:pPr>
+        <w:spacing w:before="200" w:after="80"/>
+        <w:pBdr>
+          <w:top w:val="single" w:sz="6" w:space="4" w:color="111111"/>
+        </w:pBdr>
+      </w:pPr>
+      <w:r>
+        <w:rPr>
+          <w:rFonts w:ascii="IBM Plex Sans" w:hAnsi="IBM Plex Sans" w:eastAsia="IBM Plex Sans" w:cs="IBM Plex Sans"/>
+          <w:b/>
+          <w:color w:val="111111"/>
+          <w:sz w:val="26"/>
+        </w:rPr>
+        <w:t>Räkna</w:t>
+      </w:r>
+    </w:p>
+    <w:p>
+      <w:pPr>
+        <w:spacing w:before="0" w:after="120" w:line="276" w:lineRule="auto"/>
+      </w:pPr>
+      <w:r>
+        <w:rPr>
+          <w:rFonts w:ascii="IBM Plex Sans" w:hAnsi="IBM Plex Sans" w:eastAsia="IBM Plex Sans" w:cs="IBM Plex Sans"/>
+          <w:b w:val="0"/>
+          <w:color w:val="111111"/>
+          <w:sz w:val="21"/>
+        </w:rPr>
+        <w:t xml:space="preserve">I ≈ P / (√3 · U · cosφ) = 15 kW / (√3 · 400 V · 0,85) ≈ </w:t>
+      </w:r>
+      <w:r>
+        <w:rPr>
+          <w:rFonts w:ascii="IBM Plex Sans" w:hAnsi="IBM Plex Sans" w:eastAsia="IBM Plex Sans" w:cs="IBM Plex Sans"/>
+          <w:b/>
+          <w:color w:val="111111"/>
+          <w:sz w:val="21"/>
+        </w:rPr>
+        <w:t>25,5 A</w:t>
+      </w:r>
+      <w:r>
+        <w:rPr>
+          <w:rFonts w:ascii="IBM Plex Sans" w:hAnsi="IBM Plex Sans" w:eastAsia="IBM Plex Sans" w:cs="IBM Plex Sans"/>
+          <w:b w:val="0"/>
+          <w:color w:val="111111"/>
+          <w:sz w:val="21"/>
+        </w:rPr>
+        <w:t>.</w:t>
+      </w:r>
+    </w:p>
+    <w:p>
+      <w:pPr>
+        <w:spacing w:before="0" w:after="120" w:line="276" w:lineRule="auto"/>
+      </w:pPr>
+      <w:r>
+        <w:rPr>
+          <w:rFonts w:ascii="IBM Plex Sans" w:hAnsi="IBM Plex Sans" w:eastAsia="IBM Plex Sans" w:cs="IBM Plex Sans"/>
+          <w:b w:val="0"/>
+          <w:color w:val="111111"/>
+          <w:sz w:val="21"/>
+        </w:rPr>
+        <w:t xml:space="preserve">Skylt </w:t>
+      </w:r>
+      <w:r>
+        <w:rPr>
+          <w:rFonts w:ascii="IBM Plex Sans" w:hAnsi="IBM Plex Sans" w:eastAsia="IBM Plex Sans" w:cs="IBM Plex Sans"/>
+          <w:b/>
+          <w:color w:val="111111"/>
+          <w:sz w:val="21"/>
+        </w:rPr>
+        <w:t>28 A</w:t>
+      </w:r>
+      <w:r>
+        <w:rPr>
+          <w:rFonts w:ascii="IBM Plex Sans" w:hAnsi="IBM Plex Sans" w:eastAsia="IBM Plex Sans" w:cs="IBM Plex Sans"/>
+          <w:b w:val="0"/>
+          <w:color w:val="111111"/>
+          <w:sz w:val="21"/>
+        </w:rPr>
+        <w:t xml:space="preserve"> är </w:t>
+      </w:r>
+      <w:r>
+        <w:rPr>
+          <w:rFonts w:ascii="IBM Plex Sans" w:hAnsi="IBM Plex Sans" w:eastAsia="IBM Plex Sans" w:cs="IBM Plex Sans"/>
+          <w:b/>
+          <w:color w:val="111111"/>
+          <w:sz w:val="21"/>
+        </w:rPr>
+        <w:t>rimlig</w:t>
+      </w:r>
+      <w:r>
+        <w:rPr>
+          <w:rFonts w:ascii="IBM Plex Sans" w:hAnsi="IBM Plex Sans" w:eastAsia="IBM Plex Sans" w:cs="IBM Plex Sans"/>
+          <w:b w:val="0"/>
+          <w:color w:val="111111"/>
+          <w:sz w:val="21"/>
+        </w:rPr>
+        <w:t>. Inte öppna plint.</w:t>
+      </w:r>
+    </w:p>
+    <w:p>
+      <w:pPr>
+        <w:spacing w:before="0" w:after="120" w:line="276" w:lineRule="auto"/>
+      </w:pPr>
+      <w:r>
+        <w:rPr>
+          <w:rFonts w:ascii="IBM Plex Sans" w:hAnsi="IBM Plex Sans" w:eastAsia="IBM Plex Sans" w:cs="IBM Plex Sans"/>
+          <w:b w:val="0"/>
+          <w:color w:val="111111"/>
+          <w:sz w:val="21"/>
+        </w:rPr>
+        <w:t>Elektriker: 440-plint är inte PE-dosa. Ingenjör: räkna I mot skylt. Öppna inte.</w:t>
       </w:r>
     </w:p>
     <w:p>
@@ -311,7 +424,7 @@
           <w:color w:val="111111"/>
           <w:sz w:val="21"/>
         </w:rPr>
-        <w:t>. Inte EX, BESS, nöd, 80005. Inte IEC-maskintabell.</w:t>
+        <w:t>. Bara för att maskinen inte låter betyder det inte att den är avställd. Inte EX, BESS, nöd, 80005. Inte IEC-maskintabell.</w:t>
       </w:r>
     </w:p>
     <w:sectPr>
